--- a/Research Paper 3.docx
+++ b/Research Paper 3.docx
@@ -132,13 +132,346 @@
     <w:p>
       <w:pPr>
         <w:ind w:left="60"/>
-        <w:rPr>
-          <w:b/>
-          <w:bCs/>
-          <w:sz w:val="20"/>
-          <w:szCs w:val="20"/>
-        </w:rPr>
-      </w:pPr>
+        <w:jc w:val="both"/>
+        <w:rPr>
+          <w:b/>
+          <w:bCs/>
+          <w:sz w:val="20"/>
+          <w:szCs w:val="20"/>
+        </w:rPr>
+      </w:pPr>
+      <w:r>
+        <w:rPr>
+          <w:b/>
+          <w:bCs/>
+          <w:sz w:val="20"/>
+          <w:szCs w:val="20"/>
+        </w:rPr>
+        <w:t xml:space="preserve">The huge and instant growth </w:t>
+      </w:r>
+      <w:r>
+        <w:rPr>
+          <w:b/>
+          <w:bCs/>
+          <w:sz w:val="20"/>
+          <w:szCs w:val="20"/>
+        </w:rPr>
+        <w:t xml:space="preserve">in smartphone usage has </w:t>
+      </w:r>
+      <w:r>
+        <w:rPr>
+          <w:b/>
+          <w:bCs/>
+          <w:sz w:val="20"/>
+          <w:szCs w:val="20"/>
+        </w:rPr>
+        <w:t xml:space="preserve">increased the demand for </w:t>
+      </w:r>
+      <w:r>
+        <w:rPr>
+          <w:b/>
+          <w:bCs/>
+          <w:sz w:val="20"/>
+          <w:szCs w:val="20"/>
+        </w:rPr>
+        <w:t xml:space="preserve">digital applications for all type of different resources. These platforms </w:t>
+      </w:r>
+      <w:r>
+        <w:rPr>
+          <w:b/>
+          <w:bCs/>
+          <w:sz w:val="20"/>
+          <w:szCs w:val="20"/>
+        </w:rPr>
+        <w:t xml:space="preserve">are designed to reduce connectivity gaps and produce users </w:t>
+      </w:r>
+      <w:r>
+        <w:rPr>
+          <w:b/>
+          <w:bCs/>
+          <w:sz w:val="20"/>
+          <w:szCs w:val="20"/>
+        </w:rPr>
+        <w:t xml:space="preserve">with </w:t>
+      </w:r>
+      <w:proofErr w:type="gramStart"/>
+      <w:r>
+        <w:rPr>
+          <w:b/>
+          <w:bCs/>
+          <w:sz w:val="20"/>
+          <w:szCs w:val="20"/>
+        </w:rPr>
+        <w:t>a more smoother and</w:t>
+      </w:r>
+      <w:r>
+        <w:rPr>
+          <w:b/>
+          <w:bCs/>
+          <w:sz w:val="20"/>
+          <w:szCs w:val="20"/>
+        </w:rPr>
+        <w:t xml:space="preserve"> </w:t>
+      </w:r>
+      <w:r>
+        <w:rPr>
+          <w:b/>
+          <w:bCs/>
+          <w:sz w:val="20"/>
+          <w:szCs w:val="20"/>
+        </w:rPr>
+        <w:t>convenient</w:t>
+      </w:r>
+      <w:proofErr w:type="gramEnd"/>
+      <w:r>
+        <w:rPr>
+          <w:b/>
+          <w:bCs/>
+          <w:sz w:val="20"/>
+          <w:szCs w:val="20"/>
+        </w:rPr>
+        <w:t xml:space="preserve"> and efficient booking </w:t>
+      </w:r>
+      <w:r>
+        <w:rPr>
+          <w:b/>
+          <w:bCs/>
+          <w:sz w:val="20"/>
+          <w:szCs w:val="20"/>
+        </w:rPr>
+        <w:t xml:space="preserve">experience. Most of the existing applications </w:t>
+      </w:r>
+      <w:r>
+        <w:rPr>
+          <w:b/>
+          <w:bCs/>
+          <w:sz w:val="20"/>
+          <w:szCs w:val="20"/>
+        </w:rPr>
+        <w:t xml:space="preserve">faces challenges such as poor interface design, </w:t>
+      </w:r>
+      <w:r>
+        <w:rPr>
+          <w:b/>
+          <w:bCs/>
+          <w:sz w:val="20"/>
+          <w:szCs w:val="20"/>
+        </w:rPr>
+        <w:t xml:space="preserve">slow performance and complex booking </w:t>
+      </w:r>
+      <w:r>
+        <w:rPr>
+          <w:b/>
+          <w:bCs/>
+          <w:sz w:val="20"/>
+          <w:szCs w:val="20"/>
+        </w:rPr>
+        <w:t xml:space="preserve">processes, which negatively effect user experience. </w:t>
+      </w:r>
+    </w:p>
+    <w:p>
+      <w:pPr>
+        <w:ind w:left="60"/>
+        <w:jc w:val="both"/>
+        <w:rPr>
+          <w:b/>
+          <w:bCs/>
+          <w:sz w:val="20"/>
+          <w:szCs w:val="20"/>
+        </w:rPr>
+      </w:pPr>
+      <w:r>
+        <w:rPr>
+          <w:b/>
+          <w:bCs/>
+          <w:sz w:val="20"/>
+          <w:szCs w:val="20"/>
+        </w:rPr>
+        <w:t>In the research, we have analy</w:t>
+      </w:r>
+      <w:r>
+        <w:rPr>
+          <w:b/>
+          <w:bCs/>
+          <w:sz w:val="20"/>
+          <w:szCs w:val="20"/>
+        </w:rPr>
+        <w:t>s</w:t>
+      </w:r>
+      <w:r>
+        <w:rPr>
+          <w:b/>
+          <w:bCs/>
+          <w:sz w:val="20"/>
+          <w:szCs w:val="20"/>
+        </w:rPr>
+        <w:t xml:space="preserve">ed transportation </w:t>
+      </w:r>
+      <w:r>
+        <w:rPr>
+          <w:b/>
+          <w:bCs/>
+          <w:sz w:val="20"/>
+          <w:szCs w:val="20"/>
+        </w:rPr>
+        <w:t xml:space="preserve">applications </w:t>
+      </w:r>
+      <w:r>
+        <w:rPr>
+          <w:b/>
+          <w:bCs/>
+          <w:sz w:val="20"/>
+          <w:szCs w:val="20"/>
+        </w:rPr>
+        <w:t xml:space="preserve">services by combining the Theory of </w:t>
+      </w:r>
+      <w:r>
+        <w:rPr>
+          <w:b/>
+          <w:bCs/>
+          <w:sz w:val="20"/>
+          <w:szCs w:val="20"/>
+        </w:rPr>
+        <w:t>Planned Behaviour (TPB) and the Technology Acceptance Model</w:t>
+      </w:r>
+      <w:r>
+        <w:rPr>
+          <w:b/>
+          <w:bCs/>
+          <w:sz w:val="20"/>
+          <w:szCs w:val="20"/>
+        </w:rPr>
+        <w:t xml:space="preserve"> (TAM)</w:t>
+      </w:r>
+      <w:r>
+        <w:rPr>
+          <w:b/>
+          <w:bCs/>
+          <w:sz w:val="20"/>
+          <w:szCs w:val="20"/>
+        </w:rPr>
+        <w:t xml:space="preserve">. It tests </w:t>
+      </w:r>
+      <w:r>
+        <w:rPr>
+          <w:b/>
+          <w:bCs/>
+          <w:sz w:val="20"/>
+          <w:szCs w:val="20"/>
+        </w:rPr>
+        <w:t xml:space="preserve">different application features </w:t>
+      </w:r>
+      <w:r>
+        <w:rPr>
+          <w:b/>
+          <w:bCs/>
+          <w:sz w:val="20"/>
+          <w:szCs w:val="20"/>
+        </w:rPr>
+        <w:t xml:space="preserve">that affects user experience and their intention to use </w:t>
+      </w:r>
+      <w:r>
+        <w:rPr>
+          <w:b/>
+          <w:bCs/>
+          <w:sz w:val="20"/>
+          <w:szCs w:val="20"/>
+        </w:rPr>
+        <w:t>such platforms. This contributes by integrating TPB and TAM for digital transportation systems</w:t>
+      </w:r>
+      <w:r>
+        <w:rPr>
+          <w:b/>
+          <w:bCs/>
+          <w:sz w:val="20"/>
+          <w:szCs w:val="20"/>
+        </w:rPr>
+        <w:t>. It provides practical</w:t>
+      </w:r>
+      <w:r>
+        <w:rPr>
+          <w:b/>
+          <w:bCs/>
+          <w:sz w:val="20"/>
+          <w:szCs w:val="20"/>
+        </w:rPr>
+        <w:t xml:space="preserve"> clarity about the application to the developer </w:t>
+      </w:r>
+      <w:r>
+        <w:rPr>
+          <w:b/>
+          <w:bCs/>
+          <w:sz w:val="20"/>
+          <w:szCs w:val="20"/>
+        </w:rPr>
+        <w:t xml:space="preserve">and design team to make it more user friendly </w:t>
+      </w:r>
+      <w:r>
+        <w:rPr>
+          <w:b/>
+          <w:bCs/>
+          <w:sz w:val="20"/>
+          <w:szCs w:val="20"/>
+        </w:rPr>
+        <w:t xml:space="preserve">and efficient platforms that meets customer expectations and improves overall experience of the user. </w:t>
+      </w:r>
+    </w:p>
+    <w:p>
+      <w:pPr>
+        <w:ind w:left="60"/>
+        <w:jc w:val="both"/>
+        <w:rPr>
+          <w:b/>
+          <w:bCs/>
+          <w:sz w:val="20"/>
+          <w:szCs w:val="20"/>
+        </w:rPr>
+      </w:pPr>
+      <w:r>
+        <w:rPr>
+          <w:b/>
+          <w:bCs/>
+          <w:sz w:val="20"/>
+          <w:szCs w:val="20"/>
+        </w:rPr>
+        <w:t xml:space="preserve">This research </w:t>
+      </w:r>
+      <w:r>
+        <w:rPr>
+          <w:b/>
+          <w:bCs/>
+          <w:sz w:val="20"/>
+          <w:szCs w:val="20"/>
+        </w:rPr>
+        <w:t xml:space="preserve">stated that reducing application </w:t>
+      </w:r>
+      <w:r>
+        <w:rPr>
+          <w:b/>
+          <w:bCs/>
+          <w:sz w:val="20"/>
+          <w:szCs w:val="20"/>
+        </w:rPr>
+        <w:t xml:space="preserve">complexity and increasing usage plays a vital role </w:t>
+      </w:r>
+      <w:r>
+        <w:rPr>
+          <w:b/>
+          <w:bCs/>
+          <w:sz w:val="20"/>
+          <w:szCs w:val="20"/>
+        </w:rPr>
+        <w:t xml:space="preserve">and enhances user experience. </w:t>
+      </w:r>
+      <w:r>
+        <w:rPr>
+          <w:b/>
+          <w:bCs/>
+          <w:sz w:val="20"/>
+          <w:szCs w:val="20"/>
+        </w:rPr>
+        <w:t xml:space="preserve"> </w:t>
+      </w:r>
     </w:p>
     <w:p>
       <w:pPr>
@@ -176,6 +509,92 @@
     </w:p>
     <w:p>
       <w:pPr>
+        <w:ind w:left="60"/>
+        <w:jc w:val="both"/>
+        <w:rPr>
+          <w:b/>
+          <w:bCs/>
+          <w:sz w:val="20"/>
+          <w:szCs w:val="20"/>
+        </w:rPr>
+      </w:pPr>
+      <w:r>
+        <w:rPr>
+          <w:b/>
+          <w:bCs/>
+          <w:sz w:val="20"/>
+          <w:szCs w:val="20"/>
+        </w:rPr>
+        <w:t xml:space="preserve">Transportation and logistics </w:t>
+      </w:r>
+      <w:proofErr w:type="gramStart"/>
+      <w:r>
+        <w:rPr>
+          <w:b/>
+          <w:bCs/>
+          <w:sz w:val="20"/>
+          <w:szCs w:val="20"/>
+        </w:rPr>
+        <w:t>is</w:t>
+      </w:r>
+      <w:proofErr w:type="gramEnd"/>
+      <w:r>
+        <w:rPr>
+          <w:b/>
+          <w:bCs/>
+          <w:sz w:val="20"/>
+          <w:szCs w:val="20"/>
+        </w:rPr>
+        <w:t xml:space="preserve"> the focused sector of our platform</w:t>
+      </w:r>
+      <w:r>
+        <w:rPr>
+          <w:b/>
+          <w:bCs/>
+          <w:sz w:val="20"/>
+          <w:szCs w:val="20"/>
+        </w:rPr>
+        <w:t xml:space="preserve">. Whether for transporting goods or </w:t>
+      </w:r>
+      <w:r>
+        <w:rPr>
+          <w:b/>
+          <w:bCs/>
+          <w:sz w:val="20"/>
+          <w:szCs w:val="20"/>
+        </w:rPr>
+        <w:t>cargo from one place to another</w:t>
+      </w:r>
+      <w:r>
+        <w:rPr>
+          <w:b/>
+          <w:bCs/>
+          <w:sz w:val="20"/>
+          <w:szCs w:val="20"/>
+        </w:rPr>
+        <w:t xml:space="preserve"> or for </w:t>
+      </w:r>
+      <w:r>
+        <w:rPr>
+          <w:b/>
+          <w:bCs/>
+          <w:sz w:val="20"/>
+          <w:szCs w:val="20"/>
+        </w:rPr>
+        <w:t>commuting from one place to another</w:t>
+      </w:r>
+      <w:r>
+        <w:rPr>
+          <w:b/>
+          <w:bCs/>
+          <w:sz w:val="20"/>
+          <w:szCs w:val="20"/>
+        </w:rPr>
+        <w:t xml:space="preserve">. </w:t>
+      </w:r>
+    </w:p>
+    <w:p>
+      <w:pPr>
         <w:pStyle w:val="ListParagraph"/>
         <w:numPr>
           <w:ilvl w:val="0"/>
@@ -214,7 +633,15 @@
           <w:sz w:val="20"/>
           <w:szCs w:val="20"/>
         </w:rPr>
-        <w:t xml:space="preserve">In recent years, the transportation and logistics apps are growing very fast in India because of the digital platforms and mobile applications such as Ola, Uber, Rapido, Delhivery, Ekart, BlaBla etc. But to make it faster, cheaper and easy to use that’s why many researchers are trying to improve the system by researching and finding out the gaps. But after all the </w:t>
+        <w:t xml:space="preserve">In recent years, the transportation and logistics apps are growing very fast in India because of the digital platforms and mobile applications such as Ola, Uber, Rapido, Delhivery, Ekart, BlaBla etc. But to make it faster, cheaper and easy to use that’s why many researchers are trying to improve the system by researching and finding out the </w:t>
+      </w:r>
+      <w:r>
+        <w:rPr>
+          <w:bCs/>
+          <w:sz w:val="20"/>
+          <w:szCs w:val="20"/>
+        </w:rPr>
+        <w:t xml:space="preserve">gaps. But after all the </w:t>
       </w:r>
       <w:r>
         <w:rPr>
@@ -339,14 +766,7 @@
           <w:sz w:val="20"/>
           <w:szCs w:val="20"/>
         </w:rPr>
-        <w:t xml:space="preserve">find outs that the traditional systems also face many problems that give people as poor experience such as traffic congestion, not getting real information and poor route findings. Because of these problems, the monitoring of vehicles, inefficient flow of traffic and risk of passenger safety is there. So, the study finds out that Intelligent Transportation System (ITS) using IoT can able to solve these issues by using sensors, GPS, and communication networks which collect and share information in real time which helps in better traffic control, route planning and decreases the risk of </w:t>
-      </w:r>
-      <w:r>
-        <w:rPr>
-          <w:sz w:val="20"/>
-          <w:szCs w:val="20"/>
-        </w:rPr>
-        <w:t>passenger safety from the accident and that make transportation more efficient, safer and reliable.[2]</w:t>
+        <w:t>find outs that the traditional systems also face many problems that give people as poor experience such as traffic congestion, not getting real information and poor route findings. Because of these problems, the monitoring of vehicles, inefficient flow of traffic and risk of passenger safety is there. So, the study finds out that Intelligent Transportation System (ITS) using IoT can able to solve these issues by using sensors, GPS, and communication networks which collect and share information in real time which helps in better traffic control, route planning and decreases the risk of passenger safety from the accident and that make transportation more efficient, safer and reliable.[2]</w:t>
       </w:r>
     </w:p>
     <w:p>
@@ -369,7 +789,15 @@
           <w:sz w:val="20"/>
           <w:szCs w:val="20"/>
         </w:rPr>
-        <w:t xml:space="preserve"> companies cannot maintain timely deliveries and keep their customer satisfied. To improve this, the study suggests that using optimizing techniques such as better route planning, demand predictions and smart resource management. By using advanced algorithms and data driven approaches help reduces delays and cost while making overall system more efficient, reliable and easy to maintain.[3]</w:t>
+        <w:t xml:space="preserve"> companies cannot maintain timely deliveries and keep their customer satisfied. To improve this, the study suggests that using optimizing techniques such as better route planning, demand predictions and smart resource management. By using advanced algorithms and data driven approaches help </w:t>
+      </w:r>
+      <w:r>
+        <w:rPr>
+          <w:sz w:val="20"/>
+          <w:szCs w:val="20"/>
+        </w:rPr>
+        <w:lastRenderedPageBreak/>
+        <w:t>reduces delays and cost while making overall system more efficient, reliable and easy to maintain.[3]</w:t>
       </w:r>
     </w:p>
     <w:p>
@@ -422,939 +850,932 @@
           <w:sz w:val="20"/>
           <w:szCs w:val="20"/>
         </w:rPr>
-        <w:t xml:space="preserve">smooth booking and live tracking features improving user experience, but problems like demand-supply mismatch and route inefficiency still exists [6]. Rapido provides quick and </w:t>
-      </w:r>
+        <w:t xml:space="preserve">smooth booking and live tracking features improving user experience, but problems like demand-supply mismatch and route inefficiency still exists [6]. Rapido provides quick and affordable bike rides, which are very useful in heavy traffic cities such as Delhi, Mumbai but it also </w:t>
+      </w:r>
+      <w:r>
+        <w:rPr>
+          <w:sz w:val="20"/>
+          <w:szCs w:val="20"/>
+        </w:rPr>
+        <w:t>can’t be</w:t>
+      </w:r>
+      <w:r>
+        <w:rPr>
+          <w:sz w:val="20"/>
+          <w:szCs w:val="20"/>
+        </w:rPr>
+        <w:t xml:space="preserve"> able to plan better route and availability during peak hours [7].  In the logistics sector, Delhivery and Ekart has improved delivery services with real time tracking</w:t>
+      </w:r>
+      <w:r>
+        <w:rPr>
+          <w:sz w:val="20"/>
+          <w:szCs w:val="20"/>
+        </w:rPr>
+        <w:t xml:space="preserve"> </w:t>
+      </w:r>
+      <w:r>
+        <w:rPr>
+          <w:sz w:val="20"/>
+          <w:szCs w:val="20"/>
+        </w:rPr>
+        <w:t>systems and automated operations with a strong distribution network, but it still faces issues in resource management, empty return trips and optimizing routes at a very large scale [8][9].</w:t>
+      </w:r>
+    </w:p>
+    <w:p>
+      <w:pPr>
+        <w:jc w:val="both"/>
+        <w:rPr>
+          <w:sz w:val="20"/>
+          <w:szCs w:val="20"/>
+        </w:rPr>
+      </w:pPr>
+      <w:r>
+        <w:rPr>
+          <w:sz w:val="20"/>
+          <w:szCs w:val="20"/>
+        </w:rPr>
+        <w:t>Overall, while these platforms have made transportation easier and more accessible there are still gaps in efficiency that need better and smarter solutions.</w:t>
+      </w:r>
+    </w:p>
+    <w:p>
+      <w:pPr>
+        <w:jc w:val="both"/>
+        <w:rPr>
+          <w:b/>
+          <w:bCs/>
+          <w:sz w:val="20"/>
+          <w:szCs w:val="20"/>
+        </w:rPr>
+      </w:pPr>
+      <w:r>
+        <w:rPr>
+          <w:sz w:val="20"/>
+          <w:szCs w:val="20"/>
+        </w:rPr>
+        <w:t xml:space="preserve">NITI Aayog explained that India’s Transportation and logistics sector are facing many challenges such as higher costs, inefficient use of resources, limited use of modern world technology, </w:t>
+      </w:r>
+      <w:r>
+        <w:rPr>
+          <w:sz w:val="20"/>
+          <w:szCs w:val="20"/>
+        </w:rPr>
+        <w:t>because of</w:t>
+      </w:r>
+      <w:r>
+        <w:rPr>
+          <w:sz w:val="20"/>
+          <w:szCs w:val="20"/>
+        </w:rPr>
+        <w:t xml:space="preserve"> these issues, overall system becomes less reliable and efficient </w:t>
+      </w:r>
+      <w:r>
+        <w:rPr>
+          <w:sz w:val="20"/>
+          <w:szCs w:val="20"/>
+        </w:rPr>
+        <w:t>for both industry and public sectors. The finding suggests that use of digital platforms and data driven technologies can improve the efficiency by providing real time tracking, better route planning and efficient use of resources.</w:t>
+      </w:r>
+      <w:r>
+        <w:rPr>
+          <w:sz w:val="20"/>
+          <w:szCs w:val="20"/>
+        </w:rPr>
+        <w:t xml:space="preserve"> With the help of</w:t>
+      </w:r>
+      <w:r>
+        <w:rPr>
+          <w:sz w:val="20"/>
+          <w:szCs w:val="20"/>
+        </w:rPr>
+        <w:t xml:space="preserve"> </w:t>
+      </w:r>
+      <w:r>
+        <w:rPr>
+          <w:sz w:val="20"/>
+          <w:szCs w:val="20"/>
+        </w:rPr>
+        <w:t>these technologies</w:t>
+      </w:r>
+      <w:r>
+        <w:rPr>
+          <w:b/>
+          <w:bCs/>
+          <w:sz w:val="20"/>
+          <w:szCs w:val="20"/>
+        </w:rPr>
+        <w:t xml:space="preserve">, </w:t>
+      </w:r>
+      <w:r>
+        <w:rPr>
+          <w:sz w:val="20"/>
+          <w:szCs w:val="20"/>
+        </w:rPr>
+        <w:t xml:space="preserve">the transportation </w:t>
+      </w:r>
+      <w:r>
+        <w:rPr>
+          <w:sz w:val="20"/>
+          <w:szCs w:val="20"/>
+        </w:rPr>
+        <w:t>is becoming</w:t>
+      </w:r>
+      <w:r>
+        <w:rPr>
+          <w:sz w:val="20"/>
+          <w:szCs w:val="20"/>
+        </w:rPr>
+        <w:t xml:space="preserve"> </w:t>
+      </w:r>
+      <w:r>
+        <w:rPr>
+          <w:sz w:val="20"/>
+          <w:szCs w:val="20"/>
+        </w:rPr>
+        <w:t xml:space="preserve">very </w:t>
+      </w:r>
+      <w:r>
+        <w:rPr>
+          <w:sz w:val="20"/>
+          <w:szCs w:val="20"/>
+        </w:rPr>
+        <w:t xml:space="preserve">reliable, cost-effective and </w:t>
+      </w:r>
+      <w:r>
+        <w:rPr>
+          <w:sz w:val="20"/>
+          <w:szCs w:val="20"/>
+        </w:rPr>
+        <w:t>eco-friendly</w:t>
+      </w:r>
+      <w:r>
+        <w:rPr>
+          <w:sz w:val="20"/>
+          <w:szCs w:val="20"/>
+        </w:rPr>
+        <w:t xml:space="preserve"> while also improving service quality and supporting economic growth [10].</w:t>
+      </w:r>
+    </w:p>
+    <w:p>
+      <w:pPr>
+        <w:rPr>
+          <w:b/>
+          <w:bCs/>
+          <w:sz w:val="24"/>
+          <w:szCs w:val="24"/>
+        </w:rPr>
+      </w:pPr>
+      <w:r>
+        <w:rPr>
+          <w:b/>
+          <w:bCs/>
+          <w:sz w:val="24"/>
+          <w:szCs w:val="24"/>
+        </w:rPr>
+        <w:t>3.2 Existing Industry Platforms</w:t>
+      </w:r>
+    </w:p>
+    <w:p>
+      <w:pPr>
+        <w:rPr>
+          <w:b/>
+          <w:bCs/>
+          <w:sz w:val="24"/>
+          <w:szCs w:val="24"/>
+        </w:rPr>
+      </w:pPr>
+      <w:r>
+        <w:rPr>
+          <w:b/>
+          <w:bCs/>
+          <w:sz w:val="24"/>
+          <w:szCs w:val="24"/>
+        </w:rPr>
+        <w:t>3.2</w:t>
+      </w:r>
+      <w:r>
+        <w:rPr>
+          <w:b/>
+          <w:bCs/>
+          <w:sz w:val="24"/>
+          <w:szCs w:val="24"/>
+        </w:rPr>
+        <w:t>.1</w:t>
+      </w:r>
+      <w:r>
+        <w:rPr>
+          <w:b/>
+          <w:bCs/>
+          <w:sz w:val="24"/>
+          <w:szCs w:val="24"/>
+        </w:rPr>
+        <w:t xml:space="preserve"> OLA</w:t>
+      </w:r>
+    </w:p>
+    <w:p>
+      <w:pPr>
+        <w:jc w:val="both"/>
+        <w:rPr>
+          <w:sz w:val="20"/>
+          <w:szCs w:val="20"/>
+        </w:rPr>
+      </w:pPr>
+      <w:r>
+        <w:rPr>
+          <w:sz w:val="20"/>
+          <w:szCs w:val="20"/>
+        </w:rPr>
+        <w:t xml:space="preserve">Ola </w:t>
+      </w:r>
+      <w:r>
+        <w:rPr>
+          <w:sz w:val="20"/>
+          <w:szCs w:val="20"/>
+        </w:rPr>
+        <w:t>is a digital platform</w:t>
+      </w:r>
+      <w:r>
+        <w:rPr>
+          <w:sz w:val="20"/>
+          <w:szCs w:val="20"/>
+        </w:rPr>
+        <w:t xml:space="preserve"> in India</w:t>
+      </w:r>
+      <w:r>
+        <w:rPr>
+          <w:sz w:val="20"/>
+          <w:szCs w:val="20"/>
+        </w:rPr>
+        <w:t xml:space="preserve"> </w:t>
+      </w:r>
+      <w:r>
+        <w:rPr>
+          <w:sz w:val="20"/>
+          <w:szCs w:val="20"/>
+        </w:rPr>
+        <w:t xml:space="preserve">by providing </w:t>
+      </w:r>
+      <w:r>
+        <w:rPr>
+          <w:sz w:val="20"/>
+          <w:szCs w:val="20"/>
+        </w:rPr>
+        <w:t>transport</w:t>
+      </w:r>
+      <w:r>
+        <w:rPr>
+          <w:sz w:val="20"/>
+          <w:szCs w:val="20"/>
+        </w:rPr>
+        <w:t xml:space="preserve"> to the users</w:t>
+      </w:r>
+      <w:r>
+        <w:rPr>
+          <w:sz w:val="20"/>
+          <w:szCs w:val="20"/>
+        </w:rPr>
+        <w:t xml:space="preserve">, operating in many </w:t>
+      </w:r>
+      <w:r>
+        <w:rPr>
+          <w:sz w:val="20"/>
+          <w:szCs w:val="20"/>
+        </w:rPr>
+        <w:t>big</w:t>
+      </w:r>
+      <w:r>
+        <w:rPr>
+          <w:sz w:val="20"/>
+          <w:szCs w:val="20"/>
+        </w:rPr>
+        <w:t xml:space="preserve"> cities across the country. It allows users to book rides through a mobile app and provid</w:t>
+      </w:r>
+      <w:r>
+        <w:rPr>
+          <w:sz w:val="20"/>
+          <w:szCs w:val="20"/>
+        </w:rPr>
+        <w:t>ing some</w:t>
+      </w:r>
+      <w:r>
+        <w:rPr>
+          <w:sz w:val="20"/>
+          <w:szCs w:val="20"/>
+        </w:rPr>
+        <w:t xml:space="preserve"> features like real-time tracking, </w:t>
+      </w:r>
+      <w:r>
+        <w:rPr>
+          <w:sz w:val="20"/>
+          <w:szCs w:val="20"/>
+        </w:rPr>
+        <w:t>estimated</w:t>
+      </w:r>
+      <w:r>
+        <w:rPr>
+          <w:sz w:val="20"/>
+          <w:szCs w:val="20"/>
+        </w:rPr>
+        <w:t xml:space="preserve"> </w:t>
+      </w:r>
+      <w:r>
+        <w:rPr>
+          <w:sz w:val="20"/>
+          <w:szCs w:val="20"/>
+        </w:rPr>
+        <w:t>cost</w:t>
+      </w:r>
+      <w:r>
+        <w:rPr>
+          <w:sz w:val="20"/>
+          <w:szCs w:val="20"/>
+        </w:rPr>
+        <w:t xml:space="preserve">, and </w:t>
+      </w:r>
+      <w:r>
+        <w:rPr>
+          <w:sz w:val="20"/>
+          <w:szCs w:val="20"/>
+        </w:rPr>
+        <w:t xml:space="preserve">vehicle options according to the </w:t>
+      </w:r>
+      <w:r>
+        <w:rPr>
+          <w:sz w:val="20"/>
+          <w:szCs w:val="20"/>
+        </w:rPr>
+        <w:t xml:space="preserve">user </w:t>
+      </w:r>
+      <w:r>
+        <w:rPr>
+          <w:sz w:val="20"/>
+          <w:szCs w:val="20"/>
+        </w:rPr>
+        <w:t>preference</w:t>
+      </w:r>
+      <w:r>
+        <w:rPr>
+          <w:sz w:val="20"/>
+          <w:szCs w:val="20"/>
+        </w:rPr>
+        <w:t xml:space="preserve">. It has made daily travel </w:t>
+      </w:r>
+      <w:proofErr w:type="gramStart"/>
+      <w:r>
+        <w:rPr>
+          <w:sz w:val="20"/>
+          <w:szCs w:val="20"/>
+        </w:rPr>
+        <w:t xml:space="preserve">more </w:t>
+      </w:r>
+      <w:r>
+        <w:rPr>
+          <w:sz w:val="20"/>
+          <w:szCs w:val="20"/>
+        </w:rPr>
+        <w:t>easier</w:t>
+      </w:r>
+      <w:proofErr w:type="gramEnd"/>
+      <w:r>
+        <w:rPr>
+          <w:sz w:val="20"/>
+          <w:szCs w:val="20"/>
+        </w:rPr>
+        <w:t xml:space="preserve">, but it still faces </w:t>
+      </w:r>
+      <w:r>
+        <w:rPr>
+          <w:sz w:val="20"/>
+          <w:szCs w:val="20"/>
+        </w:rPr>
+        <w:t>some challenges</w:t>
+      </w:r>
+      <w:r>
+        <w:rPr>
+          <w:sz w:val="20"/>
+          <w:szCs w:val="20"/>
+        </w:rPr>
+        <w:t xml:space="preserve"> such as inefficient routes and drivers waiting </w:t>
+      </w:r>
+      <w:r>
+        <w:rPr>
+          <w:sz w:val="20"/>
+          <w:szCs w:val="20"/>
+        </w:rPr>
+        <w:t xml:space="preserve">for </w:t>
+      </w:r>
+      <w:r>
+        <w:rPr>
+          <w:sz w:val="20"/>
+          <w:szCs w:val="20"/>
+        </w:rPr>
+        <w:t xml:space="preserve">rides during </w:t>
+      </w:r>
+      <w:r>
+        <w:rPr>
+          <w:sz w:val="20"/>
+          <w:szCs w:val="20"/>
+        </w:rPr>
+        <w:t>low hours</w:t>
+      </w:r>
+      <w:r>
+        <w:rPr>
+          <w:sz w:val="20"/>
+          <w:szCs w:val="20"/>
+        </w:rPr>
+        <w:t>.</w:t>
+      </w:r>
+    </w:p>
+    <w:p>
+      <w:pPr>
+        <w:rPr>
+          <w:b/>
+          <w:bCs/>
+          <w:sz w:val="24"/>
+          <w:szCs w:val="24"/>
+        </w:rPr>
+      </w:pPr>
+      <w:r>
+        <w:rPr>
+          <w:b/>
+          <w:bCs/>
+          <w:sz w:val="24"/>
+          <w:szCs w:val="24"/>
+        </w:rPr>
+        <w:t>3.2.</w:t>
+      </w:r>
+      <w:r>
+        <w:rPr>
+          <w:b/>
+          <w:bCs/>
+          <w:sz w:val="24"/>
+          <w:szCs w:val="24"/>
+        </w:rPr>
+        <w:t>2</w:t>
+      </w:r>
+      <w:r>
+        <w:rPr>
+          <w:b/>
+          <w:bCs/>
+          <w:sz w:val="24"/>
+          <w:szCs w:val="24"/>
+        </w:rPr>
+        <w:t xml:space="preserve"> UBER</w:t>
+      </w:r>
+    </w:p>
+    <w:p>
+      <w:pPr>
+        <w:jc w:val="both"/>
+        <w:rPr>
+          <w:sz w:val="20"/>
+          <w:szCs w:val="20"/>
+        </w:rPr>
+      </w:pPr>
+      <w:r>
+        <w:rPr>
+          <w:sz w:val="20"/>
+          <w:szCs w:val="20"/>
+        </w:rPr>
+        <w:t xml:space="preserve">Uber </w:t>
+      </w:r>
+      <w:r>
+        <w:rPr>
+          <w:sz w:val="20"/>
+          <w:szCs w:val="20"/>
+        </w:rPr>
+        <w:t xml:space="preserve">is also a digital platform which </w:t>
+      </w:r>
+      <w:r>
+        <w:rPr>
+          <w:sz w:val="20"/>
+          <w:szCs w:val="20"/>
+        </w:rPr>
+        <w:t>operates in several cities across India and provides smooth</w:t>
+      </w:r>
+      <w:r>
+        <w:rPr>
+          <w:sz w:val="20"/>
+          <w:szCs w:val="20"/>
+        </w:rPr>
+        <w:t xml:space="preserve"> transport</w:t>
+      </w:r>
+      <w:r>
+        <w:rPr>
+          <w:sz w:val="20"/>
+          <w:szCs w:val="20"/>
+        </w:rPr>
+        <w:t xml:space="preserve"> services </w:t>
+      </w:r>
+      <w:r>
+        <w:rPr>
+          <w:sz w:val="20"/>
+          <w:szCs w:val="20"/>
+        </w:rPr>
+        <w:t xml:space="preserve">to the user </w:t>
+      </w:r>
+      <w:r>
+        <w:rPr>
+          <w:sz w:val="20"/>
+          <w:szCs w:val="20"/>
+        </w:rPr>
+        <w:t xml:space="preserve">with features like live tracking and easy payment options. It has </w:t>
+      </w:r>
+      <w:r>
+        <w:rPr>
+          <w:sz w:val="20"/>
+          <w:szCs w:val="20"/>
+        </w:rPr>
+        <w:t xml:space="preserve">maximized </w:t>
+      </w:r>
+      <w:r>
+        <w:rPr>
+          <w:sz w:val="20"/>
+          <w:szCs w:val="20"/>
+        </w:rPr>
+        <w:t xml:space="preserve">the overall travel experience for users. </w:t>
+      </w:r>
+      <w:r>
+        <w:rPr>
+          <w:sz w:val="20"/>
+          <w:szCs w:val="20"/>
+        </w:rPr>
+        <w:t>However, challenges such as demand–supply gaps, high fares, and inefficient routing continue to affect its overall performance and user satisfaction.</w:t>
+      </w:r>
+    </w:p>
+    <w:p>
+      <w:pPr>
+        <w:rPr>
+          <w:b/>
+          <w:bCs/>
+          <w:sz w:val="24"/>
+          <w:szCs w:val="24"/>
+        </w:rPr>
+      </w:pPr>
+      <w:r>
+        <w:rPr>
+          <w:b/>
+          <w:bCs/>
+          <w:sz w:val="24"/>
+          <w:szCs w:val="24"/>
+        </w:rPr>
+        <w:t>3.2.</w:t>
+      </w:r>
+      <w:r>
+        <w:rPr>
+          <w:b/>
+          <w:bCs/>
+          <w:sz w:val="24"/>
+          <w:szCs w:val="24"/>
+        </w:rPr>
+        <w:t>3</w:t>
+      </w:r>
+      <w:r>
+        <w:rPr>
+          <w:b/>
+          <w:bCs/>
+          <w:sz w:val="24"/>
+          <w:szCs w:val="24"/>
+        </w:rPr>
+        <w:t xml:space="preserve"> RAPIDO</w:t>
+      </w:r>
+    </w:p>
+    <w:p>
+      <w:pPr>
+        <w:jc w:val="both"/>
+        <w:rPr>
+          <w:sz w:val="20"/>
+          <w:szCs w:val="20"/>
+        </w:rPr>
+      </w:pPr>
+      <w:r>
+        <w:rPr>
+          <w:sz w:val="20"/>
+          <w:szCs w:val="20"/>
+        </w:rPr>
+        <w:t xml:space="preserve">Rapido operates mainly in </w:t>
+      </w:r>
+      <w:r>
+        <w:rPr>
+          <w:sz w:val="20"/>
+          <w:szCs w:val="20"/>
+        </w:rPr>
+        <w:t xml:space="preserve">cities and town </w:t>
+      </w:r>
+      <w:r>
+        <w:rPr>
+          <w:sz w:val="20"/>
+          <w:szCs w:val="20"/>
+        </w:rPr>
+        <w:t xml:space="preserve">areas across India, </w:t>
+      </w:r>
+      <w:r>
+        <w:rPr>
+          <w:sz w:val="20"/>
+          <w:szCs w:val="20"/>
+        </w:rPr>
+        <w:t>by giving</w:t>
+      </w:r>
+      <w:r>
+        <w:rPr>
+          <w:sz w:val="20"/>
+          <w:szCs w:val="20"/>
+        </w:rPr>
+        <w:t xml:space="preserve"> bike-based rides that are quick and affordable. It is especially useful in cities</w:t>
+      </w:r>
+      <w:r>
+        <w:rPr>
+          <w:sz w:val="20"/>
+          <w:szCs w:val="20"/>
+        </w:rPr>
+        <w:t xml:space="preserve"> where traffic is high, and user only travel </w:t>
+      </w:r>
+      <w:r>
+        <w:rPr>
+          <w:sz w:val="20"/>
+          <w:szCs w:val="20"/>
+        </w:rPr>
+        <w:t>for</w:t>
+      </w:r>
+      <w:r>
+        <w:rPr>
+          <w:sz w:val="20"/>
+          <w:szCs w:val="20"/>
+        </w:rPr>
+        <w:t xml:space="preserve"> a very</w:t>
+      </w:r>
+      <w:r>
+        <w:rPr>
+          <w:sz w:val="20"/>
+          <w:szCs w:val="20"/>
+        </w:rPr>
+        <w:t xml:space="preserve"> </w:t>
+      </w:r>
+      <w:r>
+        <w:rPr>
+          <w:sz w:val="20"/>
+          <w:szCs w:val="20"/>
+        </w:rPr>
+        <w:t>short distance</w:t>
+      </w:r>
+      <w:r>
+        <w:rPr>
+          <w:sz w:val="20"/>
+          <w:szCs w:val="20"/>
+        </w:rPr>
+        <w:t xml:space="preserve">. </w:t>
+      </w:r>
+      <w:r>
+        <w:rPr>
+          <w:sz w:val="20"/>
+          <w:szCs w:val="20"/>
+        </w:rPr>
+        <w:t>Although</w:t>
+      </w:r>
+      <w:r>
+        <w:rPr>
+          <w:sz w:val="20"/>
+          <w:szCs w:val="20"/>
+        </w:rPr>
+        <w:t xml:space="preserve">, it </w:t>
+      </w:r>
+      <w:r>
+        <w:rPr>
+          <w:sz w:val="20"/>
+          <w:szCs w:val="20"/>
+        </w:rPr>
+        <w:t>still f</w:t>
+      </w:r>
+      <w:r>
+        <w:rPr>
+          <w:sz w:val="20"/>
+          <w:szCs w:val="20"/>
+        </w:rPr>
+        <w:t xml:space="preserve">aces issues </w:t>
+      </w:r>
+      <w:r>
+        <w:rPr>
+          <w:sz w:val="20"/>
+          <w:szCs w:val="20"/>
+        </w:rPr>
+        <w:t>like</w:t>
+      </w:r>
+      <w:r>
+        <w:rPr>
+          <w:sz w:val="20"/>
+          <w:szCs w:val="20"/>
+        </w:rPr>
+        <w:t xml:space="preserve"> route planning</w:t>
+      </w:r>
+      <w:r>
+        <w:rPr>
+          <w:sz w:val="20"/>
+          <w:szCs w:val="20"/>
+        </w:rPr>
+        <w:t xml:space="preserve"> and</w:t>
+      </w:r>
+      <w:r>
+        <w:rPr>
+          <w:sz w:val="20"/>
+          <w:szCs w:val="20"/>
+        </w:rPr>
+        <w:t xml:space="preserve"> </w:t>
+      </w:r>
+      <w:r>
+        <w:rPr>
+          <w:sz w:val="20"/>
+          <w:szCs w:val="20"/>
+        </w:rPr>
+        <w:t>d</w:t>
+      </w:r>
+      <w:r>
+        <w:rPr>
+          <w:sz w:val="20"/>
+          <w:szCs w:val="20"/>
+        </w:rPr>
+        <w:t>river availability particularly during peak hours.</w:t>
+      </w:r>
+    </w:p>
+    <w:p>
+      <w:pPr>
+        <w:jc w:val="both"/>
+        <w:rPr>
+          <w:sz w:val="20"/>
+          <w:szCs w:val="20"/>
+        </w:rPr>
+      </w:pPr>
+    </w:p>
+    <w:p>
+      <w:pPr>
+        <w:jc w:val="both"/>
+        <w:rPr>
+          <w:sz w:val="20"/>
+          <w:szCs w:val="20"/>
+        </w:rPr>
+      </w:pPr>
+    </w:p>
+    <w:p>
+      <w:pPr>
+        <w:rPr>
+          <w:b/>
+          <w:bCs/>
+          <w:sz w:val="24"/>
+          <w:szCs w:val="24"/>
+        </w:rPr>
+      </w:pPr>
+      <w:r>
+        <w:rPr>
+          <w:b/>
+          <w:bCs/>
+          <w:sz w:val="24"/>
+          <w:szCs w:val="24"/>
+        </w:rPr>
+        <w:t>3.2.</w:t>
+      </w:r>
+      <w:r>
+        <w:rPr>
+          <w:b/>
+          <w:bCs/>
+          <w:sz w:val="24"/>
+          <w:szCs w:val="24"/>
+        </w:rPr>
+        <w:t>4</w:t>
+      </w:r>
+      <w:r>
+        <w:rPr>
+          <w:b/>
+          <w:bCs/>
+          <w:sz w:val="24"/>
+          <w:szCs w:val="24"/>
+        </w:rPr>
+        <w:t xml:space="preserve"> DELHIVERY</w:t>
+      </w:r>
+    </w:p>
+    <w:p>
+      <w:pPr>
+        <w:jc w:val="both"/>
+        <w:rPr>
+          <w:sz w:val="20"/>
+          <w:szCs w:val="20"/>
+        </w:rPr>
+      </w:pPr>
+      <w:r>
+        <w:rPr>
+          <w:sz w:val="20"/>
+          <w:szCs w:val="20"/>
+        </w:rPr>
+        <w:t>Delhivery is a delivery company that works all over India in both cities and villages. It delivers parcels, stores goods, and transports items. Even though it uses tracking and automation to work better, it still has problems like finding the best routes and vehicles returning empty.</w:t>
+      </w:r>
+    </w:p>
+    <w:p>
+      <w:pPr>
+        <w:rPr>
+          <w:b/>
+          <w:bCs/>
+          <w:sz w:val="24"/>
+          <w:szCs w:val="24"/>
+        </w:rPr>
+      </w:pPr>
+      <w:r>
+        <w:rPr>
+          <w:b/>
+          <w:bCs/>
+          <w:sz w:val="24"/>
+          <w:szCs w:val="24"/>
+        </w:rPr>
+        <w:t>3.2</w:t>
+      </w:r>
+      <w:r>
+        <w:rPr>
+          <w:b/>
+          <w:bCs/>
+          <w:sz w:val="24"/>
+          <w:szCs w:val="24"/>
+        </w:rPr>
+        <w:t xml:space="preserve">.5 </w:t>
+      </w:r>
+      <w:r>
+        <w:rPr>
+          <w:b/>
+          <w:bCs/>
+          <w:sz w:val="24"/>
+          <w:szCs w:val="24"/>
+        </w:rPr>
+        <w:t>EKART</w:t>
+      </w:r>
+    </w:p>
+    <w:p>
+      <w:pPr>
+        <w:jc w:val="both"/>
+        <w:rPr>
+          <w:sz w:val="20"/>
+          <w:szCs w:val="20"/>
+        </w:rPr>
+      </w:pPr>
+      <w:r>
+        <w:rPr>
+          <w:sz w:val="20"/>
+          <w:szCs w:val="20"/>
+        </w:rPr>
+        <w:t>Ekart is Flipkart’s delivery system that works all over India. It delivers parcels and allows users to track their orders. However, it still faces difficulties in managing resources effectively and optimizing delivery routes on a large scale.</w:t>
+      </w:r>
+    </w:p>
+    <w:p>
+      <w:pPr>
+        <w:rPr>
+          <w:b/>
+          <w:bCs/>
+          <w:sz w:val="24"/>
+          <w:szCs w:val="24"/>
+        </w:rPr>
+      </w:pPr>
+      <w:r>
+        <w:rPr>
+          <w:b/>
+          <w:bCs/>
+          <w:sz w:val="24"/>
+          <w:szCs w:val="24"/>
+        </w:rPr>
+        <w:t xml:space="preserve">3.3 </w:t>
+      </w:r>
+      <w:r>
+        <w:rPr>
+          <w:b/>
+          <w:bCs/>
+          <w:sz w:val="24"/>
+          <w:szCs w:val="24"/>
+        </w:rPr>
+        <w:t>Research Gaps</w:t>
+      </w:r>
+    </w:p>
+    <w:p>
+      <w:pPr>
+        <w:jc w:val="both"/>
+        <w:rPr>
+          <w:sz w:val="20"/>
+          <w:szCs w:val="20"/>
+        </w:rPr>
+      </w:pPr>
+      <w:r>
+        <w:rPr>
+          <w:sz w:val="20"/>
+          <w:szCs w:val="20"/>
+        </w:rPr>
+        <w:t>After all the research which are done in transportation and logistics helps to improve a lot, many important issues remain in both research and real-world applications. In today’s, world existing solutions focus either on passenger transport or logistics separately and there is no unified/combined platform for both which leads to a reduced coordination. Although, many optimizing techniques have been proposed [3], real world systems still struggle with efficient route planning under dynamic conditions i.e. traffic and varying demand.</w:t>
+      </w:r>
+    </w:p>
+    <w:p>
+      <w:pPr>
+        <w:jc w:val="both"/>
+        <w:rPr>
+          <w:sz w:val="20"/>
+          <w:szCs w:val="20"/>
+        </w:rPr>
+      </w:pPr>
       <w:r>
         <w:rPr>
           <w:sz w:val="20"/>
           <w:szCs w:val="20"/>
         </w:rPr>
         <w:lastRenderedPageBreak/>
-        <w:t xml:space="preserve">affordable bike rides, which are very useful in heavy traffic cities such as Delhi, Mumbai but it also </w:t>
-      </w:r>
-      <w:r>
-        <w:rPr>
-          <w:sz w:val="20"/>
-          <w:szCs w:val="20"/>
-        </w:rPr>
-        <w:t>can’t be</w:t>
-      </w:r>
-      <w:r>
-        <w:rPr>
-          <w:sz w:val="20"/>
-          <w:szCs w:val="20"/>
-        </w:rPr>
-        <w:t xml:space="preserve"> able to plan better route and availability during peak hours [7].  In the logistics sector, Delhivery and Ekart has improved delivery services with real time tracking</w:t>
-      </w:r>
-      <w:r>
-        <w:rPr>
-          <w:sz w:val="20"/>
-          <w:szCs w:val="20"/>
-        </w:rPr>
-        <w:t xml:space="preserve"> </w:t>
-      </w:r>
-      <w:r>
-        <w:rPr>
-          <w:sz w:val="20"/>
-          <w:szCs w:val="20"/>
-        </w:rPr>
-        <w:t>systems and automated operations with a strong distribution network, but it still faces issues in resource management, empty return trips and optimizing routes at a very large scale [8][9].</w:t>
-      </w:r>
-    </w:p>
-    <w:p>
-      <w:pPr>
-        <w:jc w:val="both"/>
-        <w:rPr>
-          <w:sz w:val="20"/>
-          <w:szCs w:val="20"/>
-        </w:rPr>
-      </w:pPr>
-      <w:r>
-        <w:rPr>
-          <w:sz w:val="20"/>
-          <w:szCs w:val="20"/>
-        </w:rPr>
-        <w:t>Overall, while these platforms have made transportation easier and more accessible there are still gaps in efficiency that need better and smarter solutions.</w:t>
-      </w:r>
-    </w:p>
-    <w:p>
-      <w:pPr>
-        <w:jc w:val="both"/>
-        <w:rPr>
-          <w:b/>
-          <w:bCs/>
-          <w:sz w:val="20"/>
-          <w:szCs w:val="20"/>
-        </w:rPr>
-      </w:pPr>
-      <w:r>
-        <w:rPr>
-          <w:sz w:val="20"/>
-          <w:szCs w:val="20"/>
-        </w:rPr>
-        <w:t xml:space="preserve">NITI Aayog explained that India’s Transportation and logistics sector are facing many challenges such as higher costs, inefficient use of resources, limited use of modern world technology, </w:t>
-      </w:r>
-      <w:r>
-        <w:rPr>
-          <w:sz w:val="20"/>
-          <w:szCs w:val="20"/>
-        </w:rPr>
-        <w:t>because of</w:t>
-      </w:r>
-      <w:r>
-        <w:rPr>
-          <w:sz w:val="20"/>
-          <w:szCs w:val="20"/>
-        </w:rPr>
-        <w:t xml:space="preserve"> these issues, overall system becomes less reliable and efficient </w:t>
-      </w:r>
-      <w:r>
-        <w:rPr>
-          <w:sz w:val="20"/>
-          <w:szCs w:val="20"/>
-        </w:rPr>
-        <w:t>for both industry and public sectors. The finding suggests that use of digital platforms and data driven technologies can improve the efficiency by providing real time tracking, better route planning and efficient use of resources.</w:t>
-      </w:r>
-      <w:r>
-        <w:rPr>
-          <w:sz w:val="20"/>
-          <w:szCs w:val="20"/>
-        </w:rPr>
-        <w:t xml:space="preserve"> With the help of</w:t>
-      </w:r>
-      <w:r>
-        <w:rPr>
-          <w:sz w:val="20"/>
-          <w:szCs w:val="20"/>
-        </w:rPr>
-        <w:t xml:space="preserve"> </w:t>
-      </w:r>
-      <w:r>
-        <w:rPr>
-          <w:sz w:val="20"/>
-          <w:szCs w:val="20"/>
-        </w:rPr>
-        <w:t>these technologies</w:t>
-      </w:r>
-      <w:r>
-        <w:rPr>
-          <w:b/>
-          <w:bCs/>
-          <w:sz w:val="20"/>
-          <w:szCs w:val="20"/>
-        </w:rPr>
-        <w:t xml:space="preserve">, </w:t>
-      </w:r>
-      <w:r>
-        <w:rPr>
-          <w:sz w:val="20"/>
-          <w:szCs w:val="20"/>
-        </w:rPr>
-        <w:t xml:space="preserve">the transportation </w:t>
-      </w:r>
-      <w:r>
-        <w:rPr>
-          <w:sz w:val="20"/>
-          <w:szCs w:val="20"/>
-        </w:rPr>
-        <w:t>is becoming</w:t>
-      </w:r>
-      <w:r>
-        <w:rPr>
-          <w:sz w:val="20"/>
-          <w:szCs w:val="20"/>
-        </w:rPr>
-        <w:t xml:space="preserve"> </w:t>
-      </w:r>
-      <w:r>
-        <w:rPr>
-          <w:sz w:val="20"/>
-          <w:szCs w:val="20"/>
-        </w:rPr>
-        <w:t xml:space="preserve">very </w:t>
-      </w:r>
-      <w:r>
-        <w:rPr>
-          <w:sz w:val="20"/>
-          <w:szCs w:val="20"/>
-        </w:rPr>
-        <w:t xml:space="preserve">reliable, cost-effective and </w:t>
-      </w:r>
-      <w:r>
-        <w:rPr>
-          <w:sz w:val="20"/>
-          <w:szCs w:val="20"/>
-        </w:rPr>
-        <w:t>eco-friendly</w:t>
-      </w:r>
-      <w:r>
-        <w:rPr>
-          <w:sz w:val="20"/>
-          <w:szCs w:val="20"/>
-        </w:rPr>
-        <w:t xml:space="preserve"> while also improving service quality and supporting economic growth [10].</w:t>
-      </w:r>
-    </w:p>
-    <w:p>
-      <w:pPr>
-        <w:rPr>
-          <w:b/>
-          <w:bCs/>
-          <w:sz w:val="24"/>
-          <w:szCs w:val="24"/>
-        </w:rPr>
-      </w:pPr>
-      <w:r>
-        <w:rPr>
-          <w:b/>
-          <w:bCs/>
-          <w:sz w:val="24"/>
-          <w:szCs w:val="24"/>
-        </w:rPr>
-        <w:t>3.2 Existing Industry Platforms</w:t>
-      </w:r>
-    </w:p>
-    <w:p>
-      <w:pPr>
-        <w:rPr>
-          <w:b/>
-          <w:bCs/>
-          <w:sz w:val="24"/>
-          <w:szCs w:val="24"/>
-        </w:rPr>
-      </w:pPr>
-      <w:r>
-        <w:rPr>
-          <w:b/>
-          <w:bCs/>
-          <w:sz w:val="24"/>
-          <w:szCs w:val="24"/>
-        </w:rPr>
-        <w:t>3.2</w:t>
-      </w:r>
-      <w:r>
-        <w:rPr>
-          <w:b/>
-          <w:bCs/>
-          <w:sz w:val="24"/>
-          <w:szCs w:val="24"/>
-        </w:rPr>
-        <w:t>.1</w:t>
-      </w:r>
-      <w:r>
-        <w:rPr>
-          <w:b/>
-          <w:bCs/>
-          <w:sz w:val="24"/>
-          <w:szCs w:val="24"/>
-        </w:rPr>
-        <w:t xml:space="preserve"> OLA</w:t>
-      </w:r>
-    </w:p>
-    <w:p>
-      <w:pPr>
-        <w:jc w:val="both"/>
-        <w:rPr>
-          <w:sz w:val="20"/>
-          <w:szCs w:val="20"/>
-        </w:rPr>
-      </w:pPr>
-      <w:r>
-        <w:rPr>
-          <w:sz w:val="20"/>
-          <w:szCs w:val="20"/>
-        </w:rPr>
-        <w:t xml:space="preserve">Ola </w:t>
-      </w:r>
-      <w:r>
-        <w:rPr>
-          <w:sz w:val="20"/>
-          <w:szCs w:val="20"/>
-        </w:rPr>
-        <w:t>is a digital platform</w:t>
-      </w:r>
-      <w:r>
-        <w:rPr>
-          <w:sz w:val="20"/>
-          <w:szCs w:val="20"/>
-        </w:rPr>
-        <w:t xml:space="preserve"> in India</w:t>
-      </w:r>
-      <w:r>
-        <w:rPr>
-          <w:sz w:val="20"/>
-          <w:szCs w:val="20"/>
-        </w:rPr>
-        <w:t xml:space="preserve"> </w:t>
-      </w:r>
-      <w:r>
-        <w:rPr>
-          <w:sz w:val="20"/>
-          <w:szCs w:val="20"/>
-        </w:rPr>
-        <w:t xml:space="preserve">by providing </w:t>
-      </w:r>
-      <w:r>
-        <w:rPr>
-          <w:sz w:val="20"/>
-          <w:szCs w:val="20"/>
-        </w:rPr>
-        <w:t>transport</w:t>
-      </w:r>
-      <w:r>
-        <w:rPr>
-          <w:sz w:val="20"/>
-          <w:szCs w:val="20"/>
-        </w:rPr>
-        <w:t xml:space="preserve"> to the users</w:t>
-      </w:r>
-      <w:r>
-        <w:rPr>
-          <w:sz w:val="20"/>
-          <w:szCs w:val="20"/>
-        </w:rPr>
-        <w:t xml:space="preserve">, operating in many </w:t>
-      </w:r>
-      <w:r>
-        <w:rPr>
-          <w:sz w:val="20"/>
-          <w:szCs w:val="20"/>
-        </w:rPr>
-        <w:t>big</w:t>
-      </w:r>
-      <w:r>
-        <w:rPr>
-          <w:sz w:val="20"/>
-          <w:szCs w:val="20"/>
-        </w:rPr>
-        <w:t xml:space="preserve"> cities across the country. It allows users to book rides through a mobile app and provid</w:t>
-      </w:r>
-      <w:r>
-        <w:rPr>
-          <w:sz w:val="20"/>
-          <w:szCs w:val="20"/>
-        </w:rPr>
-        <w:t>ing some</w:t>
-      </w:r>
-      <w:r>
-        <w:rPr>
-          <w:sz w:val="20"/>
-          <w:szCs w:val="20"/>
-        </w:rPr>
-        <w:t xml:space="preserve"> features like real-time tracking, </w:t>
-      </w:r>
-      <w:r>
-        <w:rPr>
-          <w:sz w:val="20"/>
-          <w:szCs w:val="20"/>
-        </w:rPr>
-        <w:t>estimated</w:t>
-      </w:r>
-      <w:r>
-        <w:rPr>
-          <w:sz w:val="20"/>
-          <w:szCs w:val="20"/>
-        </w:rPr>
-        <w:t xml:space="preserve"> </w:t>
-      </w:r>
-      <w:r>
-        <w:rPr>
-          <w:sz w:val="20"/>
-          <w:szCs w:val="20"/>
-        </w:rPr>
-        <w:t>cost</w:t>
-      </w:r>
-      <w:r>
-        <w:rPr>
-          <w:sz w:val="20"/>
-          <w:szCs w:val="20"/>
-        </w:rPr>
-        <w:t xml:space="preserve">, and </w:t>
-      </w:r>
-      <w:r>
-        <w:rPr>
-          <w:sz w:val="20"/>
-          <w:szCs w:val="20"/>
-        </w:rPr>
-        <w:t xml:space="preserve">vehicle options according to the </w:t>
-      </w:r>
-      <w:r>
-        <w:rPr>
-          <w:sz w:val="20"/>
-          <w:szCs w:val="20"/>
-        </w:rPr>
-        <w:t xml:space="preserve">user </w:t>
-      </w:r>
-      <w:r>
-        <w:rPr>
-          <w:sz w:val="20"/>
-          <w:szCs w:val="20"/>
-        </w:rPr>
-        <w:t>preference</w:t>
-      </w:r>
-      <w:r>
-        <w:rPr>
-          <w:sz w:val="20"/>
-          <w:szCs w:val="20"/>
-        </w:rPr>
-        <w:t xml:space="preserve">. It has made daily travel </w:t>
-      </w:r>
-      <w:proofErr w:type="gramStart"/>
-      <w:r>
-        <w:rPr>
-          <w:sz w:val="20"/>
-          <w:szCs w:val="20"/>
-        </w:rPr>
-        <w:t xml:space="preserve">more </w:t>
-      </w:r>
-      <w:r>
-        <w:rPr>
-          <w:sz w:val="20"/>
-          <w:szCs w:val="20"/>
-        </w:rPr>
-        <w:t>easier</w:t>
-      </w:r>
-      <w:proofErr w:type="gramEnd"/>
-      <w:r>
-        <w:rPr>
-          <w:sz w:val="20"/>
-          <w:szCs w:val="20"/>
-        </w:rPr>
-        <w:t xml:space="preserve">, but it still faces </w:t>
-      </w:r>
-      <w:r>
-        <w:rPr>
-          <w:sz w:val="20"/>
-          <w:szCs w:val="20"/>
-        </w:rPr>
-        <w:t>some challenges</w:t>
-      </w:r>
-      <w:r>
-        <w:rPr>
-          <w:sz w:val="20"/>
-          <w:szCs w:val="20"/>
-        </w:rPr>
-        <w:t xml:space="preserve"> such as inefficient routes and drivers waiting </w:t>
-      </w:r>
-      <w:r>
-        <w:rPr>
-          <w:sz w:val="20"/>
-          <w:szCs w:val="20"/>
-        </w:rPr>
-        <w:t xml:space="preserve">for </w:t>
-      </w:r>
-      <w:r>
-        <w:rPr>
-          <w:sz w:val="20"/>
-          <w:szCs w:val="20"/>
-        </w:rPr>
-        <w:t xml:space="preserve">rides during </w:t>
-      </w:r>
-      <w:r>
-        <w:rPr>
-          <w:sz w:val="20"/>
-          <w:szCs w:val="20"/>
-        </w:rPr>
-        <w:t>low hours</w:t>
-      </w:r>
-      <w:r>
-        <w:rPr>
-          <w:sz w:val="20"/>
-          <w:szCs w:val="20"/>
-        </w:rPr>
-        <w:t>.</w:t>
-      </w:r>
-    </w:p>
-    <w:p>
-      <w:pPr>
-        <w:rPr>
-          <w:b/>
-          <w:bCs/>
-          <w:sz w:val="24"/>
-          <w:szCs w:val="24"/>
-        </w:rPr>
-      </w:pPr>
-      <w:r>
-        <w:rPr>
-          <w:b/>
-          <w:bCs/>
-          <w:sz w:val="24"/>
-          <w:szCs w:val="24"/>
-        </w:rPr>
-        <w:t>3.2.</w:t>
-      </w:r>
-      <w:r>
-        <w:rPr>
-          <w:b/>
-          <w:bCs/>
-          <w:sz w:val="24"/>
-          <w:szCs w:val="24"/>
-        </w:rPr>
-        <w:t>2</w:t>
-      </w:r>
-      <w:r>
-        <w:rPr>
-          <w:b/>
-          <w:bCs/>
-          <w:sz w:val="24"/>
-          <w:szCs w:val="24"/>
-        </w:rPr>
-        <w:t xml:space="preserve"> UBER</w:t>
-      </w:r>
-    </w:p>
-    <w:p>
-      <w:pPr>
-        <w:jc w:val="both"/>
-        <w:rPr>
-          <w:sz w:val="20"/>
-          <w:szCs w:val="20"/>
-        </w:rPr>
-      </w:pPr>
-      <w:r>
-        <w:rPr>
-          <w:sz w:val="20"/>
-          <w:szCs w:val="20"/>
-        </w:rPr>
-        <w:t xml:space="preserve">Uber </w:t>
-      </w:r>
-      <w:r>
-        <w:rPr>
-          <w:sz w:val="20"/>
-          <w:szCs w:val="20"/>
-        </w:rPr>
-        <w:t xml:space="preserve">is also a digital platform which </w:t>
-      </w:r>
-      <w:r>
-        <w:rPr>
-          <w:sz w:val="20"/>
-          <w:szCs w:val="20"/>
-        </w:rPr>
-        <w:t>operates in several cities across India and provides smooth</w:t>
-      </w:r>
-      <w:r>
-        <w:rPr>
-          <w:sz w:val="20"/>
-          <w:szCs w:val="20"/>
-        </w:rPr>
-        <w:t xml:space="preserve"> transport</w:t>
-      </w:r>
-      <w:r>
-        <w:rPr>
-          <w:sz w:val="20"/>
-          <w:szCs w:val="20"/>
-        </w:rPr>
-        <w:t xml:space="preserve"> services </w:t>
-      </w:r>
-      <w:r>
-        <w:rPr>
-          <w:sz w:val="20"/>
-          <w:szCs w:val="20"/>
-        </w:rPr>
-        <w:t xml:space="preserve">to the user </w:t>
-      </w:r>
-      <w:r>
-        <w:rPr>
-          <w:sz w:val="20"/>
-          <w:szCs w:val="20"/>
-        </w:rPr>
-        <w:t xml:space="preserve">with features like live tracking and easy payment options. It has </w:t>
-      </w:r>
-      <w:r>
-        <w:rPr>
-          <w:sz w:val="20"/>
-          <w:szCs w:val="20"/>
-        </w:rPr>
-        <w:t xml:space="preserve">maximized </w:t>
-      </w:r>
-      <w:r>
-        <w:rPr>
-          <w:sz w:val="20"/>
-          <w:szCs w:val="20"/>
-        </w:rPr>
-        <w:t xml:space="preserve">the overall travel experience for users. </w:t>
-      </w:r>
-      <w:r>
-        <w:rPr>
-          <w:sz w:val="20"/>
-          <w:szCs w:val="20"/>
-        </w:rPr>
-        <w:t>However, challenges such as demand–supply gaps, high fares, and inefficient routing continue to affect its overall performance and user satisfaction.</w:t>
-      </w:r>
-    </w:p>
-    <w:p>
-      <w:pPr>
-        <w:rPr>
-          <w:b/>
-          <w:bCs/>
-          <w:sz w:val="24"/>
-          <w:szCs w:val="24"/>
-        </w:rPr>
-      </w:pPr>
-      <w:r>
-        <w:rPr>
-          <w:b/>
-          <w:bCs/>
-          <w:sz w:val="24"/>
-          <w:szCs w:val="24"/>
-        </w:rPr>
-        <w:t>3.2.</w:t>
-      </w:r>
-      <w:r>
-        <w:rPr>
-          <w:b/>
-          <w:bCs/>
-          <w:sz w:val="24"/>
-          <w:szCs w:val="24"/>
-        </w:rPr>
-        <w:t>3</w:t>
-      </w:r>
-      <w:r>
-        <w:rPr>
-          <w:b/>
-          <w:bCs/>
-          <w:sz w:val="24"/>
-          <w:szCs w:val="24"/>
-        </w:rPr>
-        <w:t xml:space="preserve"> RAPIDO</w:t>
-      </w:r>
-    </w:p>
-    <w:p>
-      <w:pPr>
-        <w:jc w:val="both"/>
-        <w:rPr>
-          <w:sz w:val="20"/>
-          <w:szCs w:val="20"/>
-        </w:rPr>
-      </w:pPr>
-      <w:r>
-        <w:rPr>
-          <w:sz w:val="20"/>
-          <w:szCs w:val="20"/>
-        </w:rPr>
-        <w:t xml:space="preserve">Rapido operates mainly in </w:t>
-      </w:r>
-      <w:r>
-        <w:rPr>
-          <w:sz w:val="20"/>
-          <w:szCs w:val="20"/>
-        </w:rPr>
-        <w:t xml:space="preserve">cities and town </w:t>
-      </w:r>
-      <w:r>
-        <w:rPr>
-          <w:sz w:val="20"/>
-          <w:szCs w:val="20"/>
-        </w:rPr>
-        <w:t xml:space="preserve">areas across India, </w:t>
-      </w:r>
-      <w:r>
-        <w:rPr>
-          <w:sz w:val="20"/>
-          <w:szCs w:val="20"/>
-        </w:rPr>
-        <w:t>by giving</w:t>
-      </w:r>
-      <w:r>
-        <w:rPr>
-          <w:sz w:val="20"/>
-          <w:szCs w:val="20"/>
-        </w:rPr>
-        <w:t xml:space="preserve"> bike-based rides that are quick and affordable. It is especially useful in cities</w:t>
-      </w:r>
-      <w:r>
-        <w:rPr>
-          <w:sz w:val="20"/>
-          <w:szCs w:val="20"/>
-        </w:rPr>
-        <w:t xml:space="preserve"> where traffic is high, and user only travel </w:t>
-      </w:r>
-      <w:r>
-        <w:rPr>
-          <w:sz w:val="20"/>
-          <w:szCs w:val="20"/>
-        </w:rPr>
-        <w:t>for</w:t>
-      </w:r>
-      <w:r>
-        <w:rPr>
-          <w:sz w:val="20"/>
-          <w:szCs w:val="20"/>
-        </w:rPr>
-        <w:t xml:space="preserve"> a very</w:t>
-      </w:r>
-      <w:r>
-        <w:rPr>
-          <w:sz w:val="20"/>
-          <w:szCs w:val="20"/>
-        </w:rPr>
-        <w:t xml:space="preserve"> </w:t>
-      </w:r>
-      <w:r>
-        <w:rPr>
-          <w:sz w:val="20"/>
-          <w:szCs w:val="20"/>
-        </w:rPr>
-        <w:t>short distance</w:t>
-      </w:r>
-      <w:r>
-        <w:rPr>
-          <w:sz w:val="20"/>
-          <w:szCs w:val="20"/>
-        </w:rPr>
-        <w:t xml:space="preserve">. </w:t>
-      </w:r>
-      <w:r>
-        <w:rPr>
-          <w:sz w:val="20"/>
-          <w:szCs w:val="20"/>
-        </w:rPr>
-        <w:t>Although</w:t>
-      </w:r>
-      <w:r>
-        <w:rPr>
-          <w:sz w:val="20"/>
-          <w:szCs w:val="20"/>
-        </w:rPr>
-        <w:t xml:space="preserve">, it </w:t>
-      </w:r>
-      <w:r>
-        <w:rPr>
-          <w:sz w:val="20"/>
-          <w:szCs w:val="20"/>
-        </w:rPr>
-        <w:t>still f</w:t>
-      </w:r>
-      <w:r>
-        <w:rPr>
-          <w:sz w:val="20"/>
-          <w:szCs w:val="20"/>
-        </w:rPr>
-        <w:t xml:space="preserve">aces issues </w:t>
-      </w:r>
-      <w:r>
-        <w:rPr>
-          <w:sz w:val="20"/>
-          <w:szCs w:val="20"/>
-        </w:rPr>
-        <w:t>like</w:t>
-      </w:r>
-      <w:r>
-        <w:rPr>
-          <w:sz w:val="20"/>
-          <w:szCs w:val="20"/>
-        </w:rPr>
-        <w:t xml:space="preserve"> route planning</w:t>
-      </w:r>
-      <w:r>
-        <w:rPr>
-          <w:sz w:val="20"/>
-          <w:szCs w:val="20"/>
-        </w:rPr>
-        <w:t xml:space="preserve"> and</w:t>
-      </w:r>
-      <w:r>
-        <w:rPr>
-          <w:sz w:val="20"/>
-          <w:szCs w:val="20"/>
-        </w:rPr>
-        <w:t xml:space="preserve"> </w:t>
-      </w:r>
-      <w:r>
-        <w:rPr>
-          <w:sz w:val="20"/>
-          <w:szCs w:val="20"/>
-        </w:rPr>
-        <w:t>d</w:t>
-      </w:r>
-      <w:r>
-        <w:rPr>
-          <w:sz w:val="20"/>
-          <w:szCs w:val="20"/>
-        </w:rPr>
-        <w:t>river availability particularly during peak hours.</w:t>
-      </w:r>
-    </w:p>
-    <w:p>
-      <w:pPr>
-        <w:jc w:val="both"/>
-        <w:rPr>
-          <w:sz w:val="20"/>
-          <w:szCs w:val="20"/>
-        </w:rPr>
-      </w:pPr>
-    </w:p>
-    <w:p>
-      <w:pPr>
-        <w:jc w:val="both"/>
-        <w:rPr>
-          <w:sz w:val="20"/>
-          <w:szCs w:val="20"/>
-        </w:rPr>
-      </w:pPr>
-    </w:p>
-    <w:p>
-      <w:pPr>
-        <w:rPr>
-          <w:b/>
-          <w:bCs/>
-          <w:sz w:val="24"/>
-          <w:szCs w:val="24"/>
-        </w:rPr>
-      </w:pPr>
-      <w:r>
-        <w:rPr>
-          <w:b/>
-          <w:bCs/>
-          <w:sz w:val="24"/>
-          <w:szCs w:val="24"/>
-        </w:rPr>
-        <w:t>3.2.</w:t>
-      </w:r>
-      <w:r>
-        <w:rPr>
-          <w:b/>
-          <w:bCs/>
-          <w:sz w:val="24"/>
-          <w:szCs w:val="24"/>
-        </w:rPr>
-        <w:t>4</w:t>
-      </w:r>
-      <w:r>
-        <w:rPr>
-          <w:b/>
-          <w:bCs/>
-          <w:sz w:val="24"/>
-          <w:szCs w:val="24"/>
-        </w:rPr>
-        <w:t xml:space="preserve"> DELHIVERY</w:t>
-      </w:r>
-    </w:p>
-    <w:p>
-      <w:pPr>
-        <w:jc w:val="both"/>
-        <w:rPr>
-          <w:sz w:val="20"/>
-          <w:szCs w:val="20"/>
-        </w:rPr>
-      </w:pPr>
-      <w:r>
-        <w:rPr>
-          <w:sz w:val="20"/>
-          <w:szCs w:val="20"/>
-        </w:rPr>
-        <w:t>Delhivery is a delivery company that works all over India in both cities and villages. It delivers parcels, stores goods, and transports items. Even though it uses tracking and automation to work better, it still has problems like finding the best routes and vehicles returning empty.</w:t>
-      </w:r>
-    </w:p>
-    <w:p>
-      <w:pPr>
-        <w:rPr>
-          <w:b/>
-          <w:bCs/>
-          <w:sz w:val="24"/>
-          <w:szCs w:val="24"/>
-        </w:rPr>
-      </w:pPr>
-      <w:r>
-        <w:rPr>
-          <w:b/>
-          <w:bCs/>
-          <w:sz w:val="24"/>
-          <w:szCs w:val="24"/>
-        </w:rPr>
-        <w:t>3.2</w:t>
-      </w:r>
-      <w:r>
-        <w:rPr>
-          <w:b/>
-          <w:bCs/>
-          <w:sz w:val="24"/>
-          <w:szCs w:val="24"/>
-        </w:rPr>
-        <w:t xml:space="preserve">.5 </w:t>
-      </w:r>
-      <w:r>
-        <w:rPr>
-          <w:b/>
-          <w:bCs/>
-          <w:sz w:val="24"/>
-          <w:szCs w:val="24"/>
-        </w:rPr>
-        <w:t>EKART</w:t>
-      </w:r>
-    </w:p>
-    <w:p>
-      <w:pPr>
-        <w:jc w:val="both"/>
-        <w:rPr>
-          <w:sz w:val="20"/>
-          <w:szCs w:val="20"/>
-        </w:rPr>
-      </w:pPr>
-      <w:r>
-        <w:rPr>
-          <w:sz w:val="20"/>
-          <w:szCs w:val="20"/>
-        </w:rPr>
-        <w:t>Ekart is Flipkart’s delivery system that works all over India. It delivers parcels and allows users to track their orders. However, it still faces difficulties in managing resources effectively and optimizing delivery routes on a large scale.</w:t>
-      </w:r>
-    </w:p>
-    <w:p>
-      <w:pPr>
-        <w:rPr>
-          <w:b/>
-          <w:bCs/>
-          <w:sz w:val="24"/>
-          <w:szCs w:val="24"/>
-        </w:rPr>
-      </w:pPr>
-      <w:r>
-        <w:rPr>
-          <w:b/>
-          <w:bCs/>
-          <w:sz w:val="24"/>
-          <w:szCs w:val="24"/>
-        </w:rPr>
-        <w:t xml:space="preserve">3.3 </w:t>
-      </w:r>
-      <w:r>
-        <w:rPr>
-          <w:b/>
-          <w:bCs/>
-          <w:sz w:val="24"/>
-          <w:szCs w:val="24"/>
-        </w:rPr>
-        <w:t>Research Gaps</w:t>
-      </w:r>
-    </w:p>
-    <w:p>
-      <w:pPr>
-        <w:jc w:val="both"/>
-        <w:rPr>
-          <w:sz w:val="20"/>
-          <w:szCs w:val="20"/>
-        </w:rPr>
-      </w:pPr>
-      <w:r>
-        <w:rPr>
-          <w:sz w:val="20"/>
-          <w:szCs w:val="20"/>
-        </w:rPr>
-        <w:t>After all the research which are done in transportation and logistics helps to improve a lot, many important issues remain in both research and real-world applications. In today’s, world existing solutions focus either on passenger transport or logistics separately and there is no unified/combined platform for both which leads to a reduced coordination. Although, many optimizing techniques have been proposed [3], real world systems still struggle with efficient route planning under dynamic conditions i.e. traffic and varying demand.</w:t>
-      </w:r>
-    </w:p>
-    <w:p>
-      <w:pPr>
-        <w:jc w:val="both"/>
-        <w:rPr>
-          <w:sz w:val="20"/>
-          <w:szCs w:val="20"/>
-        </w:rPr>
-      </w:pPr>
-      <w:r>
-        <w:rPr>
-          <w:sz w:val="20"/>
-          <w:szCs w:val="20"/>
-        </w:rPr>
         <w:t xml:space="preserve">The issues in empty </w:t>
       </w:r>
       <w:r>
@@ -1489,9 +1910,8 @@
           <w:sz w:val="24"/>
           <w:szCs w:val="24"/>
         </w:rPr>
-        <w:lastRenderedPageBreak/>
         <w:drawing>
-          <wp:inline distT="0" distB="0" distL="0" distR="0" wp14:anchorId="405217A8" wp14:editId="69AD3850">
+          <wp:inline distT="0" distB="0" distL="0" distR="0" wp14:anchorId="405217A8" wp14:editId="389536FD">
             <wp:extent cx="3078480" cy="2052531"/>
             <wp:effectExtent l="0" t="0" r="7620" b="5080"/>
             <wp:docPr id="1716756295" name="Picture 4"/>
@@ -1629,7 +2049,14 @@
           <w:sz w:val="20"/>
           <w:szCs w:val="20"/>
         </w:rPr>
-        <w:t>One of the key features of the system is to focus on efficient resource utilisation. In traditional systems, vehicles often return empty trips which leads to fuel wastage, increased operational cost and reduced driver profit by 20%. To solve this issue, the system introduces smart two-way pooling mechanisms.</w:t>
+        <w:t xml:space="preserve">One of the key features of the system is to focus on efficient resource utilisation. In traditional systems, vehicles often return empty trips which leads to fuel </w:t>
+      </w:r>
+      <w:r>
+        <w:rPr>
+          <w:sz w:val="20"/>
+          <w:szCs w:val="20"/>
+        </w:rPr>
+        <w:t>wastage, increased operational cost and reduced driver profit by 20%. To solve this issue, the system introduces smart two-way pooling mechanisms.</w:t>
       </w:r>
     </w:p>
     <w:p>
@@ -1705,14 +2132,7 @@
           <w:sz w:val="20"/>
           <w:szCs w:val="20"/>
         </w:rPr>
-        <w:t xml:space="preserve">By utilizing the resources efficiently with less wastage which helps us to Improve </w:t>
-      </w:r>
-      <w:r>
-        <w:rPr>
-          <w:sz w:val="20"/>
-          <w:szCs w:val="20"/>
-        </w:rPr>
-        <w:t>the overall performance of the vehicle and delivering a smooth digital experience, this system is creating a value for both users and drivers by solving the gaps in existing systems.</w:t>
+        <w:t>By utilizing the resources efficiently with less wastage which helps us to Improve the overall performance of the vehicle and delivering a smooth digital experience, this system is creating a value for both users and drivers by solving the gaps in existing systems.</w:t>
       </w:r>
     </w:p>
     <w:p>
@@ -1754,15 +2174,7 @@
         <w:t xml:space="preserve"> and managed approach to ensure that the application is reliable</w:t>
       </w:r>
       <w:r>
-        <w:t xml:space="preserve">, and great to use. The methodology mainly targets on generating a digital solution that helps in easily booking the vehicles and making the process simpler </w:t>
-      </w:r>
-      <w:proofErr w:type="gramStart"/>
-      <w:r>
-        <w:t>and also</w:t>
-      </w:r>
-      <w:proofErr w:type="gramEnd"/>
-      <w:r>
-        <w:t xml:space="preserve"> improving the method of transportation resources and utilization.</w:t>
+        <w:t>, and great to use. The methodology mainly targets on generating a digital solution that helps in easily booking the vehicles and making the process simpler and also improving the method of transportation resources and utilization.</w:t>
       </w:r>
     </w:p>
     <w:p>
@@ -1814,6 +2226,7 @@
         <w:rPr>
           <w:noProof/>
         </w:rPr>
+        <w:lastRenderedPageBreak/>
         <w:drawing>
           <wp:inline distT="0" distB="0" distL="0" distR="0" wp14:anchorId="4EAEE527" wp14:editId="3EC5F535">
             <wp:extent cx="3073400" cy="2049141"/>
@@ -1900,7 +2313,6 @@
     </w:p>
     <w:p>
       <w:r>
-        <w:lastRenderedPageBreak/>
         <w:t>Once logged in, users can maintain their profiles, check their booking details and record their trip history. This makes the system more convenient and secure.</w:t>
       </w:r>
     </w:p>
